--- a/release/星海知枢-工作台-v3.2.0-正式版/星海知枢-macOS与Windows安装指导说明.docx
+++ b/release/星海知枢-工作台-v3.2.0-正式版/星海知枢-macOS与Windows安装指导说明.docx
@@ -111,7 +111,7 @@
                 <w:color w:val="202536"/>
                 <w:sz w:val="19"/>
               </w:rPr>
-              <w:t>主题 3.2.0 / 插件 1.2.3</w:t>
+              <w:t>主题 3.2.0 / 插件 1.2.4</w:t>
             </w:r>
           </w:p>
         </w:tc>
@@ -1064,7 +1064,7 @@
                 <w:color w:val="202536"/>
                 <w:sz w:val="18"/>
               </w:rPr>
-              <w:t>1.2.3</w:t>
+              <w:t>1.2.4</w:t>
             </w:r>
           </w:p>
         </w:tc>
@@ -1283,7 +1283,7 @@
           <w:rFonts w:ascii="Arial Unicode MS" w:hAnsi="Arial Unicode MS" w:eastAsia="Arial Unicode MS" w:cs="Arial Unicode MS"/>
           <w:color w:val="202536"/>
         </w:rPr>
-        <w:t>解压正式 ZIP 后，核心内容包括主题、插件、工作台模板和说明文件。</w:t>
+        <w:t>解压正式 ZIP 后，核心内容包括主题、插件、可选工作区预设和说明文件。</w:t>
       </w:r>
     </w:p>
     <w:tbl>
@@ -1509,7 +1509,7 @@
                 <w:color w:val="202536"/>
                 <w:sz w:val="18"/>
               </w:rPr>
-              <w:t>Markdown、Base、桌面工作区和图谱参考预设。</w:t>
+              <w:t>桌面工作区、外观和图谱参考预设。</w:t>
             </w:r>
           </w:p>
         </w:tc>
@@ -1618,60 +1618,6 @@
                 <w:sz w:val="18"/>
               </w:rPr>
               <w:t>简版安装、启用和回滚说明。</w:t>
-            </w:r>
-          </w:p>
-        </w:tc>
-      </w:tr>
-      <w:tr>
-        <w:tc>
-          <w:tcPr>
-            <w:tcW w:type="dxa" w:w="2700"/>
-            <w:tcMar>
-              <w:top w:w="80" w:type="dxa"/>
-              <w:start w:w="120" w:type="dxa"/>
-              <w:bottom w:w="80" w:type="dxa"/>
-              <w:end w:w="120" w:type="dxa"/>
-            </w:tcMar>
-            <w:vAlign w:val="center"/>
-          </w:tcPr>
-          <w:p>
-            <w:pPr>
-              <w:spacing w:after="0"/>
-            </w:pPr>
-            <w:r>
-              <w:rPr>
-                <w:rFonts w:ascii="Arial Unicode MS" w:hAnsi="Arial Unicode MS" w:eastAsia="Arial Unicode MS" w:cs="Arial Unicode MS"/>
-                <w:b/>
-                <w:color w:val="202536"/>
-                <w:sz w:val="18"/>
-              </w:rPr>
-              <w:t>`QA-STATUS.md`</w:t>
-            </w:r>
-          </w:p>
-        </w:tc>
-        <w:tc>
-          <w:tcPr>
-            <w:tcW w:type="dxa" w:w="6660"/>
-            <w:tcMar>
-              <w:top w:w="80" w:type="dxa"/>
-              <w:start w:w="120" w:type="dxa"/>
-              <w:bottom w:w="80" w:type="dxa"/>
-              <w:end w:w="120" w:type="dxa"/>
-            </w:tcMar>
-            <w:vAlign w:val="center"/>
-          </w:tcPr>
-          <w:p>
-            <w:pPr>
-              <w:spacing w:after="0"/>
-            </w:pPr>
-            <w:r>
-              <w:rPr>
-                <w:rFonts w:ascii="Arial Unicode MS" w:hAnsi="Arial Unicode MS" w:eastAsia="Arial Unicode MS" w:cs="Arial Unicode MS"/>
-                <w:b w:val="0"/>
-                <w:color w:val="202536"/>
-                <w:sz w:val="18"/>
-              </w:rPr>
-              <w:t>发布验收状态与未验证限制。</w:t>
             </w:r>
           </w:p>
         </w:tc>
@@ -2050,23 +1996,6 @@
           <w:rFonts w:ascii="Arial Unicode MS" w:hAnsi="Arial Unicode MS" w:eastAsia="Arial Unicode MS" w:cs="Arial Unicode MS"/>
           <w:color w:val="202536"/>
         </w:rPr>
-        <w:t>可选：把 `工作台/00-星海工作台.md` 和 `03-工作台视图.base` 复制到知识库中的入口目录。</w:t>
-      </w:r>
-    </w:p>
-    <w:p>
-      <w:pPr>
-        <w:numPr>
-          <w:ilvl w:val="0"/>
-          <w:numId w:val="10"/>
-        </w:numPr>
-        <w:spacing w:after="100" w:line="300" w:lineRule="auto"/>
-        <w:ind w:left="540" w:hanging="271"/>
-      </w:pPr>
-      <w:r>
-        <w:rPr>
-          <w:rFonts w:ascii="Arial Unicode MS" w:hAnsi="Arial Unicode MS" w:eastAsia="Arial Unicode MS" w:cs="Arial Unicode MS"/>
-          <w:color w:val="202536"/>
-        </w:rPr>
         <w:t>启动 Obsidian，进入“设置 → 外观 → 主题”，选择“星海知枢”。</w:t>
       </w:r>
     </w:p>
@@ -2308,6 +2237,20 @@
           <w:color w:val="202536"/>
         </w:rPr>
         <w:t>项目进度应根据项目笔记的任务完成比自动计算。</w:t>
+      </w:r>
+    </w:p>
+    <w:p>
+      <w:pPr>
+        <w:pStyle w:val="ListBullet"/>
+        <w:spacing w:after="80" w:line="300" w:lineRule="auto"/>
+        <w:ind w:left="540" w:hanging="271"/>
+      </w:pPr>
+      <w:r>
+        <w:rPr>
+          <w:rFonts w:ascii="Arial Unicode MS" w:hAnsi="Arial Unicode MS" w:eastAsia="Arial Unicode MS" w:cs="Arial Unicode MS"/>
+          <w:color w:val="202536"/>
+        </w:rPr>
+        <w:t>“进行中的项目”右上角应显示新增按钮，打开表单后由用户选择保存目录。</w:t>
       </w:r>
     </w:p>
     <w:p>
@@ -3136,7 +3079,7 @@
         <w:color w:val="667085"/>
         <w:sz w:val="17"/>
       </w:rPr>
-      <w:t xml:space="preserve">主题 3.2.0  ·  插件 1.2.3  ·  第 </w:t>
+      <w:t xml:space="preserve">主题 3.2.0  ·  插件 1.2.4  ·  第 </w:t>
     </w:r>
     <w:r>
       <w:rPr>
